--- a/content/wxx template.docx
+++ b/content/wxx template.docx
@@ -34,7 +34,7 @@
         <w:t xml:space="preserve">S2026</w:t>
       </w:r>
     </w:p>
-    <w:bookmarkStart w:id="20" w:name="debate"/>
+    <w:bookmarkStart w:id="9" w:name="debate"/>
     <w:p>
       <w:pPr>
         <w:pStyle w:val="Heading4"/>
@@ -59,8 +59,8 @@
         <w:t xml:space="preserve">test</w:t>
       </w:r>
     </w:p>
-    <w:bookmarkEnd w:id="20"/>
-    <w:bookmarkStart w:id="21" w:name="think"/>
+    <w:bookmarkEnd w:id="9"/>
+    <w:bookmarkStart w:id="10" w:name="think"/>
     <w:p>
       <w:pPr>
         <w:pStyle w:val="Heading4"/>
@@ -85,8 +85,8 @@
         <w:t xml:space="preserve">test</w:t>
       </w:r>
     </w:p>
-    <w:bookmarkEnd w:id="21"/>
-    <w:bookmarkStart w:id="22" w:name="read"/>
+    <w:bookmarkEnd w:id="10"/>
+    <w:bookmarkStart w:id="11" w:name="read"/>
     <w:p>
       <w:pPr>
         <w:pStyle w:val="Heading4"/>
@@ -107,8 +107,8 @@
         <w:t xml:space="preserve">test</w:t>
       </w:r>
     </w:p>
-    <w:bookmarkEnd w:id="22"/>
-    <w:bookmarkStart w:id="23" w:name="listen"/>
+    <w:bookmarkEnd w:id="11"/>
+    <w:bookmarkStart w:id="12" w:name="listen"/>
     <w:p>
       <w:pPr>
         <w:pStyle w:val="Heading4"/>
@@ -129,8 +129,8 @@
         <w:t xml:space="preserve">test</w:t>
       </w:r>
     </w:p>
-    <w:bookmarkEnd w:id="23"/>
-    <w:bookmarkStart w:id="24" w:name="watch"/>
+    <w:bookmarkEnd w:id="12"/>
+    <w:bookmarkStart w:id="13" w:name="watch"/>
     <w:p>
       <w:pPr>
         <w:pStyle w:val="Heading4"/>
@@ -151,8 +151,8 @@
         <w:t xml:space="preserve">test</w:t>
       </w:r>
     </w:p>
-    <w:bookmarkEnd w:id="24"/>
-    <w:bookmarkStart w:id="25" w:name="browse"/>
+    <w:bookmarkEnd w:id="13"/>
+    <w:bookmarkStart w:id="14" w:name="browse"/>
     <w:p>
       <w:pPr>
         <w:pStyle w:val="Heading4"/>
@@ -173,8 +173,8 @@
         <w:t xml:space="preserve">test</w:t>
       </w:r>
     </w:p>
-    <w:bookmarkEnd w:id="25"/>
-    <w:bookmarkStart w:id="26" w:name="additional-resources"/>
+    <w:bookmarkEnd w:id="14"/>
+    <w:bookmarkStart w:id="15" w:name="additional-resources"/>
     <w:p>
       <w:pPr>
         <w:pStyle w:val="Heading4"/>
@@ -195,8 +195,8 @@
         <w:t xml:space="preserve">test</w:t>
       </w:r>
     </w:p>
-    <w:bookmarkEnd w:id="26"/>
-    <w:bookmarkStart w:id="30" w:name="submit"/>
+    <w:bookmarkEnd w:id="15"/>
+    <w:bookmarkStart w:id="19" w:name="submit"/>
     <w:p>
       <w:pPr>
         <w:pStyle w:val="Heading4"/>
@@ -258,18 +258,18 @@
                 <wp:inline>
                   <wp:extent cx="152400" cy="152400"/>
                   <wp:effectExtent b="0" l="0" r="0" t="0"/>
-                  <wp:docPr descr="" title="" id="28" name="Picture"/>
+                  <wp:docPr descr="" title="" id="17" name="Picture"/>
                   <a:graphic>
                     <a:graphicData uri="http://schemas.openxmlformats.org/drawingml/2006/picture">
                       <pic:pic>
                         <pic:nvPicPr>
-                          <pic:cNvPr descr="/opt/quarto/share/formats/docx/tip.png" id="29" name="Picture"/>
+                          <pic:cNvPr descr="/opt/quarto/share/formats/docx/tip.png" id="18" name="Picture"/>
                           <pic:cNvPicPr>
                             <a:picLocks noChangeArrowheads="1" noChangeAspect="1"/>
                           </pic:cNvPicPr>
                         </pic:nvPicPr>
                         <pic:blipFill>
-                          <a:blip r:embed="rId27"/>
+                          <a:blip r:embed="rId16"/>
                           <a:stretch>
                             <a:fillRect/>
                           </a:stretch>
@@ -400,7 +400,7 @@
         </w:tc>
       </w:tr>
     </w:tbl>
-    <w:bookmarkEnd w:id="30"/>
+    <w:bookmarkEnd w:id="19"/>
     <w:sectPr>
       <w:footnotePr>
         <w:numRestart w:val="eachSect"/>
@@ -652,10 +652,10 @@
   <w:docDefaults>
     <w:rPrDefault>
       <w:rPr>
-        <w:rFonts w:asciiTheme="minorHAnsi" w:cstheme="minorBidi" w:eastAsiaTheme="minorHAnsi" w:hAnsiTheme="minorHAnsi"/>
+        <w:rFonts w:asciiTheme="minorHAnsi" w:cstheme="minorBidi" w:eastAsiaTheme="minorEastAsia" w:hAnsiTheme="minorHAnsi"/>
         <w:sz w:val="24"/>
         <w:szCs w:val="24"/>
-        <w:lang w:bidi="ar-SA" w:eastAsia="en-US" w:val="en-US"/>
+        <w:lang w:bidi="ar-SA" w:eastAsia="zh-CN" w:val="en-US"/>
       </w:rPr>
     </w:rPrDefault>
     <w:pPrDefault>
@@ -1196,13 +1196,6 @@
       </w:tblCellMar>
     </w:tblPr>
     <w:tblStylePr w:type="firstRow">
-      <w:tblPr>
-        <w:jc w:val="left"/>
-        <w:tblInd w:type="dxa" w:w="0"/>
-      </w:tblPr>
-      <w:trPr>
-        <w:jc w:val="left"/>
-      </w:trPr>
       <w:tcPr>
         <w:tcBorders>
           <w:bottom w:val="single"/>
